--- a/nlp_prework_sheet.docx
+++ b/nlp_prework_sheet.docx
@@ -351,7 +351,6 @@
     <w:p>
       <w:pPr>
         <w:rPr>
-          <w:rFonts w:hint="eastAsia"/>
           <w:lang w:eastAsia="ja-JP"/>
         </w:rPr>
       </w:pPr>
@@ -921,7 +920,6 @@
     <w:p>
       <w:pPr>
         <w:rPr>
-          <w:rFonts w:hint="eastAsia"/>
           <w:lang w:eastAsia="ja-JP"/>
         </w:rPr>
       </w:pPr>
